--- a/docs/测试报告.docx
+++ b/docs/测试报告.docx
@@ -7,7 +7,7 @@
         <w:pStyle w:val="Heading1"/>
       </w:pPr>
       <w:r>
-        <w:t>拾光校园二手交易平台——测试报告</w:t>
+        <w:t>拾光校园二手交易平台——V1.1 测试报告</w:t>
       </w:r>
     </w:p>
     <w:p>
@@ -30,7 +30,7 @@
     </w:p>
     <w:p>
       <w:r>
-        <w:t>范围包含 FR-01 至 FR-11：账号权限、商品审核、搜索分页、上传、收藏留言、订单、用户举报、管理看板。未测试真实支付、学籍验证或实时聊天，这些不在 V1.0 范围内。本机 Windows / IDEA 的最终环境仍应由提交者按运行指南复验。</w:t>
+        <w:t>范围包含 FR-01 至 FR-15：原有账号与交易流程，以及规则推荐、卖家评价、订单事件、通知、分类公告、管理分页和区间统计。未测试真实支付、学籍验证或实时聊天，这些不在 V1.1 范围内。本机 Windows / IDEA 的最终环境仍应由提交者按运行指南复验。</w:t>
       </w:r>
     </w:p>
     <w:p>
@@ -111,7 +111,7 @@
           </w:tcPr>
           <w:p>
             <w:r>
-              <w:t>16 个 Java 源文件编译，生成可执行 Spring Boot JAR</w:t>
+              <w:t>20 个 Java 源文件编译，生成可执行 Spring Boot JAR</w:t>
             </w:r>
           </w:p>
         </w:tc>
@@ -175,7 +175,7 @@
           </w:tcPr>
           <w:p>
             <w:r>
-              <w:t>空库自动建 11 张业务表，重启校验迁移不重复初始化</w:t>
+              <w:t>空库执行 V1/V2 建 15 张业务表；已有库从 V1 增量升级，原记录数量保持</w:t>
             </w:r>
           </w:p>
         </w:tc>
@@ -247,6 +247,11 @@
     </w:tbl>
     <w:p>
       <w:r>
+        <w:t>将最终免 npm 前端 ZIP 解压到无 frontend/node_modules 的新目录后，验证了 12 项页面/API/图片代理请求及 20 个静态资源，全部通过；实际连接 V1.1 后端与 MySQL，见 docs/evidence/ready-web-results.json。</w:t>
+      </w:r>
+    </w:p>
+    <w:p>
+      <w:r>
         <w:t>Maven 当前没有 JUnit 用例，构建日志中的“无测试”只代表编译完成。业务通过情况来自下列独立验收脚本。Vite 对 Element Plus / ECharts 的大依赖包有体积提示，构建成功；后续可按需要缩减组件引入。</w:t>
       </w:r>
     </w:p>
@@ -260,7 +265,7 @@
     </w:p>
     <w:p>
       <w:r>
-        <w:t>命令：python scripts/acceptance_test.py。最终一次运行 17 项通过，0 失败，0 错误，耗时约 5.82 秒。每次创建唯一前缀测试账号和商品，不依赖其他用例的固定 ID。</w:t>
+        <w:t>命令：python scripts/acceptance_test.py。最终一次运行 25 项通过，0 失败，0 错误，新空库运行耗时约 13.70 秒；旧库升级后的同套接口验收也全部通过（约 8.43 秒）。每次创建唯一前缀测试账号和商品，不依赖其他用例的固定 ID。</w:t>
       </w:r>
     </w:p>
     <w:tbl>
@@ -853,6 +858,311 @@
     </w:tbl>
     <w:p>
       <w:r>
+        <w:t>新增验收：</w:t>
+      </w:r>
+    </w:p>
+    <w:tbl>
+      <w:tblPr>
+        <w:tblStyle w:val="LightShading-Accent1"/>
+        <w:tblW w:type="auto" w:w="0"/>
+        <w:tblLook w:firstColumn="1" w:firstRow="1" w:lastColumn="0" w:lastRow="0" w:noHBand="0" w:noVBand="1" w:val="04A0"/>
+      </w:tblPr>
+      <w:tblGrid>
+        <w:gridCol w:w="3264"/>
+        <w:gridCol w:w="3264"/>
+        <w:gridCol w:w="3264"/>
+      </w:tblGrid>
+      <w:tr>
+        <w:tc>
+          <w:tcPr>
+            <w:tcW w:type="dxa" w:w="3264"/>
+          </w:tcPr>
+          <w:p>
+            <w:r>
+              <w:t>编号</w:t>
+            </w:r>
+          </w:p>
+        </w:tc>
+        <w:tc>
+          <w:tcPr>
+            <w:tcW w:type="dxa" w:w="3264"/>
+          </w:tcPr>
+          <w:p>
+            <w:r>
+              <w:t>验证内容</w:t>
+            </w:r>
+          </w:p>
+        </w:tc>
+        <w:tc>
+          <w:tcPr>
+            <w:tcW w:type="dxa" w:w="3264"/>
+          </w:tcPr>
+          <w:p>
+            <w:r>
+              <w:t>结果</w:t>
+            </w:r>
+          </w:p>
+        </w:tc>
+      </w:tr>
+      <w:tr>
+        <w:tc>
+          <w:tcPr>
+            <w:tcW w:type="dxa" w:w="3264"/>
+          </w:tcPr>
+          <w:p>
+            <w:r>
+              <w:t>18</w:t>
+            </w:r>
+          </w:p>
+        </w:tc>
+        <w:tc>
+          <w:tcPr>
+            <w:tcW w:type="dxa" w:w="3264"/>
+          </w:tcPr>
+          <w:p>
+            <w:r>
+              <w:t>冷启动与收藏后推荐、评分理由、排除本人/已收藏/待审核商品</w:t>
+            </w:r>
+          </w:p>
+        </w:tc>
+        <w:tc>
+          <w:tcPr>
+            <w:tcW w:type="dxa" w:w="3264"/>
+          </w:tcPr>
+          <w:p>
+            <w:r>
+              <w:t>通过</w:t>
+            </w:r>
+          </w:p>
+        </w:tc>
+      </w:tr>
+      <w:tr>
+        <w:tc>
+          <w:tcPr>
+            <w:tcW w:type="dxa" w:w="3264"/>
+          </w:tcPr>
+          <w:p>
+            <w:r>
+              <w:t>19</w:t>
+            </w:r>
+          </w:p>
+        </w:tc>
+        <w:tc>
+          <w:tcPr>
+            <w:tcW w:type="dxa" w:w="3264"/>
+          </w:tcPr>
+          <w:p>
+            <w:r>
+              <w:t>未完成禁止评价、非买家禁止、非法评分拒绝、并发评价仅一条成功、卖家页聚合与时间线</w:t>
+            </w:r>
+          </w:p>
+        </w:tc>
+        <w:tc>
+          <w:tcPr>
+            <w:tcW w:type="dxa" w:w="3264"/>
+          </w:tcPr>
+          <w:p>
+            <w:r>
+              <w:t>通过</w:t>
+            </w:r>
+          </w:p>
+        </w:tc>
+      </w:tr>
+      <w:tr>
+        <w:tc>
+          <w:tcPr>
+            <w:tcW w:type="dxa" w:w="3264"/>
+          </w:tcPr>
+          <w:p>
+            <w:r>
+              <w:t>20</w:t>
+            </w:r>
+          </w:p>
+        </w:tc>
+        <w:tc>
+          <w:tcPr>
+            <w:tcW w:type="dxa" w:w="3264"/>
+          </w:tcPr>
+          <w:p>
+            <w:r>
+              <w:t>审核通知持久化、他人不能标记、单条与全部已读</w:t>
+            </w:r>
+          </w:p>
+        </w:tc>
+        <w:tc>
+          <w:tcPr>
+            <w:tcW w:type="dxa" w:w="3264"/>
+          </w:tcPr>
+          <w:p>
+            <w:r>
+              <w:t>通过</w:t>
+            </w:r>
+          </w:p>
+        </w:tc>
+      </w:tr>
+      <w:tr>
+        <w:tc>
+          <w:tcPr>
+            <w:tcW w:type="dxa" w:w="3264"/>
+          </w:tcPr>
+          <w:p>
+            <w:r>
+              <w:t>21</w:t>
+            </w:r>
+          </w:p>
+        </w:tc>
+        <w:tc>
+          <w:tcPr>
+            <w:tcW w:type="dxa" w:w="3264"/>
+          </w:tcPr>
+          <w:p>
+            <w:r>
+              <w:t>分类新增、前台联动、停用阻止新发布、历史保留、引用删除保护</w:t>
+            </w:r>
+          </w:p>
+        </w:tc>
+        <w:tc>
+          <w:tcPr>
+            <w:tcW w:type="dxa" w:w="3264"/>
+          </w:tcPr>
+          <w:p>
+            <w:r>
+              <w:t>通过</w:t>
+            </w:r>
+          </w:p>
+        </w:tc>
+      </w:tr>
+      <w:tr>
+        <w:tc>
+          <w:tcPr>
+            <w:tcW w:type="dxa" w:w="3264"/>
+          </w:tcPr>
+          <w:p>
+            <w:r>
+              <w:t>22</w:t>
+            </w:r>
+          </w:p>
+        </w:tc>
+        <w:tc>
+          <w:tcPr>
+            <w:tcW w:type="dxa" w:w="3264"/>
+          </w:tcPr>
+          <w:p>
+            <w:r>
+              <w:t>公告草稿隔离、发布公开、编辑删除与权限</w:t>
+            </w:r>
+          </w:p>
+        </w:tc>
+        <w:tc>
+          <w:tcPr>
+            <w:tcW w:type="dxa" w:w="3264"/>
+          </w:tcPr>
+          <w:p>
+            <w:r>
+              <w:t>通过</w:t>
+            </w:r>
+          </w:p>
+        </w:tc>
+      </w:tr>
+      <w:tr>
+        <w:tc>
+          <w:tcPr>
+            <w:tcW w:type="dxa" w:w="3264"/>
+          </w:tcPr>
+          <w:p>
+            <w:r>
+              <w:t>23</w:t>
+            </w:r>
+          </w:p>
+        </w:tc>
+        <w:tc>
+          <w:tcPr>
+            <w:tcW w:type="dxa" w:w="3264"/>
+          </w:tcPr>
+          <w:p>
+            <w:r>
+              <w:t>管理分页无重复、总数、非法页码/大小拒绝</w:t>
+            </w:r>
+          </w:p>
+        </w:tc>
+        <w:tc>
+          <w:tcPr>
+            <w:tcW w:type="dxa" w:w="3264"/>
+          </w:tcPr>
+          <w:p>
+            <w:r>
+              <w:t>通过</w:t>
+            </w:r>
+          </w:p>
+        </w:tc>
+      </w:tr>
+      <w:tr>
+        <w:tc>
+          <w:tcPr>
+            <w:tcW w:type="dxa" w:w="3264"/>
+          </w:tcPr>
+          <w:p>
+            <w:r>
+              <w:t>24</w:t>
+            </w:r>
+          </w:p>
+        </w:tc>
+        <w:tc>
+          <w:tcPr>
+            <w:tcW w:type="dxa" w:w="3264"/>
+          </w:tcPr>
+          <w:p>
+            <w:r>
+              <w:t>日期区间补零、空区间正确、非法日期和过长区间拒绝</w:t>
+            </w:r>
+          </w:p>
+        </w:tc>
+        <w:tc>
+          <w:tcPr>
+            <w:tcW w:type="dxa" w:w="3264"/>
+          </w:tcPr>
+          <w:p>
+            <w:r>
+              <w:t>通过</w:t>
+            </w:r>
+          </w:p>
+        </w:tc>
+      </w:tr>
+      <w:tr>
+        <w:tc>
+          <w:tcPr>
+            <w:tcW w:type="dxa" w:w="3264"/>
+          </w:tcPr>
+          <w:p>
+            <w:r>
+              <w:t>25</w:t>
+            </w:r>
+          </w:p>
+        </w:tc>
+        <w:tc>
+          <w:tcPr>
+            <w:tcW w:type="dxa" w:w="3264"/>
+          </w:tcPr>
+          <w:p>
+            <w:r>
+              <w:t>商品下架自动取消时，同步生成订单进度和通知</w:t>
+            </w:r>
+          </w:p>
+        </w:tc>
+        <w:tc>
+          <w:tcPr>
+            <w:tcW w:type="dxa" w:w="3264"/>
+          </w:tcPr>
+          <w:p>
+            <w:r>
+              <w:t>通过</w:t>
+            </w:r>
+          </w:p>
+        </w:tc>
+      </w:tr>
+    </w:tbl>
+    <w:p>
+      <w:r>
         <w:t>并发用例通过 Python ThreadPoolExecutor 同时发出两个真实 HTTP 请求，实际执行 InnoDB 行锁与唯一索引约束；未通过串行模拟替代。</w:t>
       </w:r>
     </w:p>
@@ -866,12 +1176,12 @@
     </w:p>
     <w:p>
       <w:r>
-        <w:t>命令：cd frontend 后 npx playwright test。云环境使用系统 Chromium，最终 2 条端到端场景通过，0 跳过，0 失败，耗时约 49.1 秒。捕获页面 JavaScript 错误并断言为空。</w:t>
+        <w:t>命令：cd frontend 后 npx playwright test。云环境使用系统 Chromium，最终 3 条端到端场景全部通过，0 跳过、0 失败、0 重试，耗时约 67.88 秒（见 docs/evidence/browser-summary.json）。捕获页面 JavaScript 错误并断言为空。</w:t>
       </w:r>
     </w:p>
     <w:p>
       <w:r>
-        <w:t>场景一：访客首页加载 12 件商品、精确关键词搜索、商品详情、375×812 手机浏览；检查页面文档宽度不超过视口。场景二：三个独立浏览器上下文分别作为卖家、管理员、买家，完成上传、发布、待审核、通过、收藏、留言、刷新保持、下单、卖家确认、买家完成，最后断言商品已售出。</w:t>
+        <w:t>场景一：访客首页加载推荐、热门和 12 件集市商品，展开推荐说明、精确关键词搜索、商品详情、375×812 手机浏览；检查页面文档宽度不超过视口。场景二：三个独立浏览器上下文分别作为卖家、管理员、买家，完成上传、发布、待审核、通过、收藏、留言、刷新保持、下单、卖家确认、买家完成，随后打开订单时间线、发布评价、刷新验证、查看卖家页评价及手机通知，并断言商品已售出。场景三：新增分类、发布公告到前台、查看公告全文、选择空统计区间、375px 管理看板、管理商品翻页。</w:t>
       </w:r>
     </w:p>
     <w:p>
@@ -883,7 +1193,7 @@
       <w:r>
         <w:drawing>
           <wp:inline xmlns:a="http://schemas.openxmlformats.org/drawingml/2006/main" xmlns:pic="http://schemas.openxmlformats.org/drawingml/2006/picture">
-            <wp:extent cx="3396810" cy="6583680"/>
+            <wp:extent cx="2269690" cy="6583680"/>
             <wp:docPr id="1" name="Picture 1"/>
             <wp:cNvGraphicFramePr>
               <a:graphicFrameLocks noChangeAspect="1"/>
@@ -904,7 +1214,7 @@
                   <pic:spPr>
                     <a:xfrm>
                       <a:off x="0" y="0"/>
-                      <a:ext cx="3396810" cy="6583680"/>
+                      <a:ext cx="2269690" cy="6583680"/>
                     </a:xfrm>
                     <a:prstGeom prst="rect"/>
                   </pic:spPr>
@@ -919,7 +1229,7 @@
       <w:r>
         <w:drawing>
           <wp:inline xmlns:a="http://schemas.openxmlformats.org/drawingml/2006/main" xmlns:pic="http://schemas.openxmlformats.org/drawingml/2006/picture">
-            <wp:extent cx="763413" cy="6583680"/>
+            <wp:extent cx="498260" cy="6583680"/>
             <wp:docPr id="2" name="Picture 2"/>
             <wp:cNvGraphicFramePr>
               <a:graphicFrameLocks noChangeAspect="1"/>
@@ -940,7 +1250,7 @@
                   <pic:spPr>
                     <a:xfrm>
                       <a:off x="0" y="0"/>
-                      <a:ext cx="763413" cy="6583680"/>
+                      <a:ext cx="498260" cy="6583680"/>
                     </a:xfrm>
                     <a:prstGeom prst="rect"/>
                   </pic:spPr>
@@ -991,7 +1301,7 @@
       <w:r>
         <w:drawing>
           <wp:inline xmlns:a="http://schemas.openxmlformats.org/drawingml/2006/main" xmlns:pic="http://schemas.openxmlformats.org/drawingml/2006/picture">
-            <wp:extent cx="5486400" cy="4011930"/>
+            <wp:extent cx="5486400" cy="5116830"/>
             <wp:docPr id="4" name="Picture 4"/>
             <wp:cNvGraphicFramePr>
               <a:graphicFrameLocks noChangeAspect="1"/>
@@ -1012,7 +1322,7 @@
                   <pic:spPr>
                     <a:xfrm>
                       <a:off x="0" y="0"/>
-                      <a:ext cx="5486400" cy="4011930"/>
+                      <a:ext cx="5486400" cy="5116830"/>
                     </a:xfrm>
                     <a:prstGeom prst="rect"/>
                   </pic:spPr>
@@ -1027,7 +1337,7 @@
       <w:r>
         <w:drawing>
           <wp:inline xmlns:a="http://schemas.openxmlformats.org/drawingml/2006/main" xmlns:pic="http://schemas.openxmlformats.org/drawingml/2006/picture">
-            <wp:extent cx="2989750" cy="6583680"/>
+            <wp:extent cx="2691030" cy="6583680"/>
             <wp:docPr id="5" name="Picture 5"/>
             <wp:cNvGraphicFramePr>
               <a:graphicFrameLocks noChangeAspect="1"/>
@@ -1048,7 +1358,84 @@
                   <pic:spPr>
                     <a:xfrm>
                       <a:off x="0" y="0"/>
-                      <a:ext cx="2989750" cy="6583680"/>
+                      <a:ext cx="2691030" cy="6583680"/>
+                    </a:xfrm>
+                    <a:prstGeom prst="rect"/>
+                  </pic:spPr>
+                </pic:pic>
+              </a:graphicData>
+            </a:graphic>
+          </wp:inline>
+        </w:drawing>
+      </w:r>
+    </w:p>
+    <w:p>
+      <w:r>
+        <w:t>新增订单进度和卖家页截图：</w:t>
+      </w:r>
+    </w:p>
+    <w:p>
+      <w:r>
+        <w:drawing>
+          <wp:inline xmlns:a="http://schemas.openxmlformats.org/drawingml/2006/main" xmlns:pic="http://schemas.openxmlformats.org/drawingml/2006/picture">
+            <wp:extent cx="5486400" cy="5676900"/>
+            <wp:docPr id="6" name="Picture 6"/>
+            <wp:cNvGraphicFramePr>
+              <a:graphicFrameLocks noChangeAspect="1"/>
+            </wp:cNvGraphicFramePr>
+            <a:graphic>
+              <a:graphicData uri="http://schemas.openxmlformats.org/drawingml/2006/picture">
+                <pic:pic>
+                  <pic:nvPicPr>
+                    <pic:cNvPr id="0" name="06-order-timeline-review.png"/>
+                    <pic:cNvPicPr/>
+                  </pic:nvPicPr>
+                  <pic:blipFill>
+                    <a:blip r:embed="rId15"/>
+                    <a:stretch>
+                      <a:fillRect/>
+                    </a:stretch>
+                  </pic:blipFill>
+                  <pic:spPr>
+                    <a:xfrm>
+                      <a:off x="0" y="0"/>
+                      <a:ext cx="5486400" cy="5676900"/>
+                    </a:xfrm>
+                    <a:prstGeom prst="rect"/>
+                  </pic:spPr>
+                </pic:pic>
+              </a:graphicData>
+            </a:graphic>
+          </wp:inline>
+        </w:drawing>
+      </w:r>
+    </w:p>
+    <w:p>
+      <w:r>
+        <w:drawing>
+          <wp:inline xmlns:a="http://schemas.openxmlformats.org/drawingml/2006/main" xmlns:pic="http://schemas.openxmlformats.org/drawingml/2006/picture">
+            <wp:extent cx="4536124" cy="6583680"/>
+            <wp:docPr id="7" name="Picture 7"/>
+            <wp:cNvGraphicFramePr>
+              <a:graphicFrameLocks noChangeAspect="1"/>
+            </wp:cNvGraphicFramePr>
+            <a:graphic>
+              <a:graphicData uri="http://schemas.openxmlformats.org/drawingml/2006/picture">
+                <pic:pic>
+                  <pic:nvPicPr>
+                    <pic:cNvPr id="0" name="07-seller-profile.png"/>
+                    <pic:cNvPicPr/>
+                  </pic:nvPicPr>
+                  <pic:blipFill>
+                    <a:blip r:embed="rId16"/>
+                    <a:stretch>
+                      <a:fillRect/>
+                    </a:stretch>
+                  </pic:blipFill>
+                  <pic:spPr>
+                    <a:xfrm>
+                      <a:off x="0" y="0"/>
+                      <a:ext cx="4536124" cy="6583680"/>
                     </a:xfrm>
                     <a:prstGeom prst="rect"/>
                   </pic:spPr>
@@ -1069,7 +1456,7 @@
         <w:pStyle w:val="Heading2"/>
       </w:pPr>
       <w:r>
-        <w:t>5. 性能检查</w:t>
+        <w:t>5. V1.0 留存的性能基线（V1.1 未重测）</w:t>
       </w:r>
     </w:p>
     <w:p>
@@ -1257,6 +1644,11 @@
     </w:p>
     <w:p>
       <w:r>
+        <w:t>V1.1 浏览器复测发现，管理统计图在桌面切换至手机宽度时，画布调整前会造成短暂横向溢出；已给图表容器增加宽度约束与溢出裁切，并重跑管理流程。</w:t>
+      </w:r>
+    </w:p>
+    <w:p>
+      <w:r>
         <w:t>发布页价格输入组件默认整数步长与最低 0.01 不一致，浏览器原生校验曾阻止 25 元提交，已将步长设为 0.01。500 件商品时的移动分页曾横向溢出，已限制可见页码数。测试后完整浏览器流程重新执行通过。</w:t>
       </w:r>
     </w:p>
@@ -1275,12 +1667,25 @@
     </w:p>
     <w:p>
       <w:r>
-        <w:t>后台列表最多 500 条、审计和消息最多 200 条，适合课程规模；大规模应用需扩展分页。头像和商品图为本地存储，不包含自动孤立文件回收。已有订单保留快照；下架商品的详情不公开，可从订单记录查看原交易信息。当前未引入账号密码找回、真实学籍核验、实际付款或生产级限流。</w:t>
+        <w:t>后台列表现已全部分页；个人消息仍最多 200 条，个人商品/订单/收藏/举报仍返回完整列表。推荐目前对全部符合条件商品评分，适合课程规模；未做大规模推荐性能和准确率评估。头像和商品图为本地存储，不包含自动孤立文件回收。已有订单保留快照；下架商品的详情不公开，可从订单记录查看原交易信息。当前未引入账号密码找回、真实学籍核验、实际付款或生产级限流。</w:t>
       </w:r>
     </w:p>
     <w:p>
       <w:r>
         <w:t>正式提交前，按自己的 MySQL 账号和端口在 IDEA 复验；补齐姓名学号、课程封面与老师要求的格式；录制本人讲解版本。测试结果是本次云环境的实测证据，不代替尚未执行的本机复验。</w:t>
+      </w:r>
+    </w:p>
+    <w:p>
+      <w:pPr>
+        <w:pStyle w:val="Heading2"/>
+      </w:pPr>
+      <w:r>
+        <w:t>8. 数据迁移证据</w:t>
+      </w:r>
+    </w:p>
+    <w:p>
+      <w:r>
+        <w:t>升级前后 app_user=6、goods=45、trade_order=16、favorite=6、message=5，均保持不变，Flyway 从 1 条迁移变为 2 条。随后在独立 campus_exchange_verify 空库执行 V1/V2，自动生成演示数据，再运行接口与浏览器验收。迁移摘要见 docs/evidence/upgrade-migration.json。仅对本次云环境声明结果，未宣称已在用户的 Windows 电脑执行。</w:t>
       </w:r>
     </w:p>
     <w:sectPr>
